--- a/pr-preview/pr-296/chapters/teaching-tracked-changes.docx
+++ b/pr-preview/pr-296/chapters/teaching-tracked-changes.docx
@@ -16,7 +16,7 @@
       </w:pPr>
       <w:del w:id="1" w:author="PR Preview" w:date="2026-01-01T00:00:00Z">
         <w:r>
-          <w:delText xml:space="preserve">Last modified: 2026-10-19 00:38:42 (PDT)</w:delText>
+          <w:delText xml:space="preserve">Last modified: 2026-10-20 10:34:33 (PDT)</w:delText>
         </w:r>
       </w:del>
     </w:p>
@@ -26,7 +26,7 @@
       </w:pPr>
       <w:ins w:id="2" w:author="PR Preview" w:date="2026-01-01T00:00:00Z">
         <w:r>
-          <w:t xml:space="preserve">Last modified: 2026-10-19 00:51:29 (PDT)</w:t>
+          <w:t xml:space="preserve">Last modified: 2026-10-21 12:10:11 (PDT)</w:t>
         </w:r>
       </w:ins>
     </w:p>
@@ -381,7 +381,13 @@
         <w:t xml:space="preserve"> </w:t>
       </w:r>
       <w:r>
-        <w:t xml:space="preserve">A numbered list of questions inside one exercise is the same thing as parts, so split it too.</w:t>
+        <w:t xml:space="preserve">Any exercise with several parts is split, however the parts are marked:</w:t>
+      </w:r>
+      <w:r>
+        <w:t xml:space="preserve"> </w:t>
+      </w:r>
+      <w:r>
+        <w:t xml:space="preserve">letters, numbers or bullets.</w:t>
       </w:r>
       <w:r>
         <w:t xml:space="preserve"> </w:t>

--- a/pr-preview/pr-296/chapters/teaching-tracked-changes.docx
+++ b/pr-preview/pr-296/chapters/teaching-tracked-changes.docx
@@ -16,7 +16,7 @@
       </w:pPr>
       <w:del w:id="1" w:author="PR Preview" w:date="2026-01-01T00:00:00Z">
         <w:r>
-          <w:delText xml:space="preserve">Last modified: 2026-10-20 10:34:33 (PDT)</w:delText>
+          <w:delText xml:space="preserve">Last modified: 2026-10-25 19:48:50 (PDT)</w:delText>
         </w:r>
       </w:del>
     </w:p>
@@ -26,7 +26,7 @@
       </w:pPr>
       <w:ins w:id="2" w:author="PR Preview" w:date="2026-01-01T00:00:00Z">
         <w:r>
-          <w:t xml:space="preserve">Last modified: 2026-10-21 12:10:11 (PDT)</w:t>
+          <w:t xml:space="preserve">Last modified: 2026-10-25 22:11:54 (PDT)</w:t>
         </w:r>
       </w:ins>
     </w:p>
@@ -2098,7 +2098,7 @@
       </w:r>
     </w:p>
     <w:bookmarkEnd w:id="25"/>
-    <w:bookmarkStart w:id="28" w:name="show-each-idea-applied-and-in-a-figure"/>
+    <w:bookmarkStart w:id="30" w:name="show-each-idea-applied-and-in-a-figure"/>
     <w:p>
       <w:pPr>
         <w:pStyle w:val="Heading2"/>
@@ -2265,6 +2265,184 @@
         </w:numPr>
       </w:pPr>
       <w:r>
+        <w:t xml:space="preserve">Give nearly every</w:t>
+      </w:r>
+      <w:r>
+        <w:t xml:space="preserve"> </w:t>
+      </w:r>
+      <w:r>
+        <w:rPr>
+          <w:rStyle w:val="VerbatimChar"/>
+        </w:rPr>
+        <w:t xml:space="preserve">#exm-</w:t>
+      </w:r>
+      <w:r>
+        <w:t xml:space="preserve"> </w:t>
+      </w:r>
+      <w:r>
+        <w:t xml:space="preserve">div a figure of its data, model or results (Ezra, 2026-10-23).</w:t>
+      </w:r>
+      <w:r>
+        <w:t xml:space="preserve"> </w:t>
+      </w:r>
+      <w:r>
+        <w:t xml:space="preserve">When an example has no figure, state the reason in that div.</w:t>
+      </w:r>
+      <w:r>
+        <w:t xml:space="preserve"> </w:t>
+      </w:r>
+      <w:r>
+        <w:t xml:space="preserve">Put the figure inside the div,</w:t>
+      </w:r>
+      <w:r>
+        <w:t xml:space="preserve"> </w:t>
+      </w:r>
+      <w:r>
+        <w:t xml:space="preserve">or include a subfile whose name ends in</w:t>
+      </w:r>
+      <w:r>
+        <w:t xml:space="preserve"> </w:t>
+      </w:r>
+      <w:r>
+        <w:rPr>
+          <w:rStyle w:val="VerbatimChar"/>
+        </w:rPr>
+        <w:t xml:space="preserve">_fig</w:t>
+      </w:r>
+      <w:r>
+        <w:t xml:space="preserve"> </w:t>
+      </w:r>
+      <w:r>
+        <w:t xml:space="preserve">inside the div.</w:t>
+      </w:r>
+      <w:r>
+        <w:t xml:space="preserve"> </w:t>
+      </w:r>
+      <w:r>
+        <w:t xml:space="preserve">When an example has nothing to plot, such as a single number,</w:t>
+      </w:r>
+      <w:r>
+        <w:t xml:space="preserve"> </w:t>
+      </w:r>
+      <w:r>
+        <w:t xml:space="preserve">add</w:t>
+      </w:r>
+      <w:r>
+        <w:t xml:space="preserve"> </w:t>
+      </w:r>
+      <w:r>
+        <w:rPr>
+          <w:rStyle w:val="VerbatimChar"/>
+        </w:rPr>
+        <w:t xml:space="preserve">&lt;!-- no-figure: reason --&gt;</w:t>
+      </w:r>
+      <w:r>
+        <w:t xml:space="preserve"> </w:t>
+      </w:r>
+      <w:r>
+        <w:t xml:space="preserve">inside the div,</w:t>
+      </w:r>
+      <w:r>
+        <w:t xml:space="preserve"> </w:t>
+      </w:r>
+      <w:r>
+        <w:t xml:space="preserve">replacing</w:t>
+      </w:r>
+      <w:r>
+        <w:t xml:space="preserve"> </w:t>
+      </w:r>
+      <w:r>
+        <w:rPr>
+          <w:rStyle w:val="VerbatimChar"/>
+        </w:rPr>
+        <w:t xml:space="preserve">reason</w:t>
+      </w:r>
+      <w:r>
+        <w:t xml:space="preserve"> </w:t>
+      </w:r>
+      <w:r>
+        <w:t xml:space="preserve">with why there is nothing to plot.</w:t>
+      </w:r>
+      <w:r>
+        <w:t xml:space="preserve"> </w:t>
+      </w:r>
+      <w:r>
+        <w:t xml:space="preserve">The</w:t>
+      </w:r>
+      <w:r>
+        <w:t xml:space="preserve"> </w:t>
+      </w:r>
+      <w:r>
+        <w:rPr>
+          <w:rStyle w:val="VerbatimChar"/>
+        </w:rPr>
+        <w:t xml:space="preserve">check-exm-figures</w:t>
+      </w:r>
+      <w:r>
+        <w:t xml:space="preserve"> </w:t>
+      </w:r>
+      <w:r>
+        <w:t xml:space="preserve">workflow in</w:t>
+      </w:r>
+      <w:r>
+        <w:t xml:space="preserve"> </w:t>
+      </w:r>
+      <w:hyperlink r:id="rId27">
+        <w:r>
+          <w:rPr>
+            <w:rStyle w:val="VerbatimChar"/>
+          </w:rPr>
+          <w:t xml:space="preserve">gha</w:t>
+        </w:r>
+      </w:hyperlink>
+      <w:r>
+        <w:t xml:space="preserve"> </w:t>
+      </w:r>
+      <w:r>
+        <w:t xml:space="preserve">reports, in a pull request, each example that has no figure and no</w:t>
+      </w:r>
+      <w:r>
+        <w:t xml:space="preserve"> </w:t>
+      </w:r>
+      <w:r>
+        <w:rPr>
+          <w:rStyle w:val="VerbatimChar"/>
+        </w:rPr>
+        <w:t xml:space="preserve">no-figure</w:t>
+      </w:r>
+      <w:r>
+        <w:t xml:space="preserve"> </w:t>
+      </w:r>
+      <w:r>
+        <w:t xml:space="preserve">comment</w:t>
+      </w:r>
+      <w:r>
+        <w:t xml:space="preserve"> </w:t>
+      </w:r>
+      <w:r>
+        <w:t xml:space="preserve">(</w:t>
+      </w:r>
+      <w:hyperlink r:id="rId28">
+        <w:r>
+          <w:rPr>
+            <w:rStyle w:val="Hyperlink"/>
+          </w:rPr>
+          <w:t xml:space="preserve">gha#1193</w:t>
+        </w:r>
+      </w:hyperlink>
+      <w:r>
+        <w:t xml:space="preserve">).</w:t>
+      </w:r>
+    </w:p>
+    <w:p>
+      <w:pPr>
+        <w:pStyle w:val="Compact"/>
+        <w:numPr>
+          <w:ilvl w:val="0"/>
+          <w:numId w:val="1006"/>
+        </w:numPr>
+      </w:pPr>
+      <w:r>
         <w:t xml:space="preserve">Give every topic at least one figure that shows the idea,</w:t>
       </w:r>
       <w:r>
@@ -2342,7 +2520,7 @@
       <w:r>
         <w:t xml:space="preserve"> </w:t>
       </w:r>
-      <w:hyperlink r:id="rId27">
+      <w:hyperlink r:id="rId29">
         <w:r>
           <w:rPr>
             <w:rStyle w:val="Hyperlink"/>
@@ -2369,8 +2547,8 @@
         <w:t xml:space="preserve">Make each figure follow the accessibility rules below.</w:t>
       </w:r>
     </w:p>
-    <w:bookmarkEnd w:id="28"/>
-    <w:bookmarkStart w:id="30" w:name="X7f95f8ec3b796fc99108c37bb45d62741b824c4"/>
+    <w:bookmarkEnd w:id="30"/>
+    <w:bookmarkStart w:id="32" w:name="X7f95f8ec3b796fc99108c37bb45d62741b824c4"/>
     <w:p>
       <w:pPr>
         <w:pStyle w:val="Heading2"/>
@@ -2605,7 +2783,7 @@
         <w:t xml:space="preserve">Give the practice exercise its own slug and follow the numbering and slide-break rules above.</w:t>
       </w:r>
     </w:p>
-    <w:bookmarkStart w:id="29" w:name="exm-practice-after-example"/>
+    <w:bookmarkStart w:id="31" w:name="exm-practice-after-example"/>
     <w:p>
       <w:pPr>
         <w:pStyle w:val="FirstParagraph"/>
@@ -2761,9 +2939,9 @@
         <w:t xml:space="preserve">).</w:t>
       </w:r>
     </w:p>
-    <w:bookmarkEnd w:id="29"/>
-    <w:bookmarkEnd w:id="30"/>
-    <w:bookmarkStart w:id="34" w:name="Xf27331f4c36c8d578e5fa29a37312484cc3343a"/>
+    <w:bookmarkEnd w:id="31"/>
+    <w:bookmarkEnd w:id="32"/>
+    <w:bookmarkStart w:id="36" w:name="Xf27331f4c36c8d578e5fa29a37312484cc3343a"/>
     <w:p>
       <w:pPr>
         <w:pStyle w:val="Heading2"/>
@@ -2881,7 +3059,7 @@
       <w:r>
         <w:t xml:space="preserve"> </w:t>
       </w:r>
-      <w:hyperlink r:id="rId31">
+      <w:hyperlink r:id="rId33">
         <w:r>
           <w:rPr>
             <w:rStyle w:val="Hyperlink"/>
@@ -2907,7 +3085,7 @@
       <w:r>
         <w:t xml:space="preserve"> </w:t>
       </w:r>
-      <w:hyperlink r:id="rId32">
+      <w:hyperlink r:id="rId34">
         <w:r>
           <w:rPr>
             <w:rStyle w:val="Hyperlink"/>
@@ -2972,7 +3150,7 @@
       <w:r>
         <w:t xml:space="preserve"> </w:t>
       </w:r>
-      <w:hyperlink r:id="rId33">
+      <w:hyperlink r:id="rId35">
         <w:r>
           <w:rPr>
             <w:rStyle w:val="Hyperlink"/>
@@ -3143,8 +3321,8 @@
         <w:t xml:space="preserve">so setup steps must work on a shared or hosted machine.</w:t>
       </w:r>
     </w:p>
-    <w:bookmarkEnd w:id="34"/>
-    <w:bookmarkStart w:id="43" w:name="present-r-results-with-modern-packages"/>
+    <w:bookmarkEnd w:id="36"/>
+    <w:bookmarkStart w:id="45" w:name="present-r-results-with-modern-packages"/>
     <w:p>
       <w:pPr>
         <w:pStyle w:val="Heading2"/>
@@ -3226,7 +3404,7 @@
       <w:r>
         <w:t xml:space="preserve"> </w:t>
       </w:r>
-      <w:hyperlink r:id="rId35">
+      <w:hyperlink r:id="rId37">
         <w:r>
           <w:rPr>
             <w:rStyle w:val="Hyperlink"/>
@@ -3258,7 +3436,7 @@
       <w:r>
         <w:t xml:space="preserve"> </w:t>
       </w:r>
-      <w:hyperlink r:id="rId36">
+      <w:hyperlink r:id="rId38">
         <w:r>
           <w:rPr>
             <w:rStyle w:val="Hyperlink"/>
@@ -3332,7 +3510,7 @@
       <w:r>
         <w:t xml:space="preserve"> </w:t>
       </w:r>
-      <w:hyperlink r:id="rId37">
+      <w:hyperlink r:id="rId39">
         <w:r>
           <w:rPr>
             <w:rStyle w:val="Hyperlink"/>
@@ -3403,7 +3581,7 @@
       <w:r>
         <w:t xml:space="preserve"> </w:t>
       </w:r>
-      <w:hyperlink r:id="rId38">
+      <w:hyperlink r:id="rId40">
         <w:r>
           <w:rPr>
             <w:rStyle w:val="Hyperlink"/>
@@ -3420,7 +3598,7 @@
       <w:r>
         <w:t xml:space="preserve"> </w:t>
       </w:r>
-      <w:hyperlink r:id="rId39">
+      <w:hyperlink r:id="rId41">
         <w:r>
           <w:rPr>
             <w:rStyle w:val="Hyperlink"/>
@@ -3443,7 +3621,7 @@
       <w:r>
         <w:t xml:space="preserve"> </w:t>
       </w:r>
-      <w:hyperlink r:id="rId40">
+      <w:hyperlink r:id="rId42">
         <w:r>
           <w:rPr>
             <w:rStyle w:val="Hyperlink"/>
@@ -3499,7 +3677,7 @@
       <w:r>
         <w:t xml:space="preserve"> </w:t>
       </w:r>
-      <w:hyperlink r:id="rId41">
+      <w:hyperlink r:id="rId43">
         <w:r>
           <w:rPr>
             <w:rStyle w:val="Hyperlink"/>
@@ -3537,7 +3715,7 @@
       <w:r>
         <w:t xml:space="preserve"> </w:t>
       </w:r>
-      <w:hyperlink r:id="rId42">
+      <w:hyperlink r:id="rId44">
         <w:r>
           <w:rPr>
             <w:rStyle w:val="Hyperlink"/>
@@ -3552,8 +3730,8 @@
         <w:t xml:space="preserve">notes show the style.</w:t>
       </w:r>
     </w:p>
-    <w:bookmarkEnd w:id="43"/>
-    <w:bookmarkStart w:id="47" w:name="manipulate-data-with-dplyr-not-base-r"/>
+    <w:bookmarkEnd w:id="45"/>
+    <w:bookmarkStart w:id="49" w:name="manipulate-data-with-dplyr-not-base-r"/>
     <w:p>
       <w:pPr>
         <w:pStyle w:val="Heading2"/>
@@ -3590,7 +3768,7 @@
       <w:r>
         <w:t xml:space="preserve"> </w:t>
       </w:r>
-      <w:hyperlink r:id="rId44">
+      <w:hyperlink r:id="rId46">
         <w:r>
           <w:rPr>
             <w:rStyle w:val="Hyperlink"/>
@@ -3748,7 +3926,7 @@
       <w:r>
         <w:t xml:space="preserve"> </w:t>
       </w:r>
-      <w:hyperlink r:id="rId45">
+      <w:hyperlink r:id="rId47">
         <w:r>
           <w:rPr>
             <w:rStyle w:val="Hyperlink"/>
@@ -3840,7 +4018,7 @@
       <w:r>
         <w:t xml:space="preserve"> </w:t>
       </w:r>
-      <w:hyperlink r:id="rId46">
+      <w:hyperlink r:id="rId48">
         <w:r>
           <w:rPr>
             <w:rStyle w:val="Hyperlink"/>
@@ -4029,8 +4207,8 @@
         <w:t xml:space="preserve">The rule is about selecting, filtering and building data frames.</w:t>
       </w:r>
     </w:p>
-    <w:bookmarkEnd w:id="47"/>
-    <w:bookmarkStart w:id="49" w:name="X2bc6121e3a2f39a37d8a6591d77df16bd22bd0b"/>
+    <w:bookmarkEnd w:id="49"/>
+    <w:bookmarkStart w:id="51" w:name="X2bc6121e3a2f39a37d8a6591d77df16bd22bd0b"/>
     <w:p>
       <w:pPr>
         <w:pStyle w:val="Heading2"/>
@@ -4123,7 +4301,7 @@
       <w:r>
         <w:t xml:space="preserve"> </w:t>
       </w:r>
-      <w:hyperlink r:id="rId48">
+      <w:hyperlink r:id="rId50">
         <w:r>
           <w:rPr>
             <w:rStyle w:val="Hyperlink"/>
@@ -4300,8 +4478,8 @@
         <w:t xml:space="preserve">directory it creates.</w:t>
       </w:r>
     </w:p>
-    <w:bookmarkEnd w:id="49"/>
-    <w:bookmarkStart w:id="50" w:name="X7c0de8eaf50a5b2644eabf66f1f9b734b8a4a71"/>
+    <w:bookmarkEnd w:id="51"/>
+    <w:bookmarkStart w:id="52" w:name="X7c0de8eaf50a5b2644eabf66f1f9b734b8a4a71"/>
     <w:p>
       <w:pPr>
         <w:pStyle w:val="Heading2"/>
@@ -4476,8 +4654,8 @@
         <w:t xml:space="preserve">such as a transformation, a modeling choice, a tuning value or a random seed.</w:t>
       </w:r>
     </w:p>
-    <w:bookmarkEnd w:id="50"/>
-    <w:bookmarkStart w:id="51" w:name="X94063c6448bea82c8f1e8d367c642bbe2eda89b"/>
+    <w:bookmarkEnd w:id="52"/>
+    <w:bookmarkStart w:id="53" w:name="X94063c6448bea82c8f1e8d367c642bbe2eda89b"/>
     <w:p>
       <w:pPr>
         <w:pStyle w:val="Heading2"/>
@@ -4717,8 +4895,8 @@
         <w:t xml:space="preserve">.</w:t>
       </w:r>
     </w:p>
-    <w:bookmarkEnd w:id="51"/>
-    <w:bookmarkStart w:id="52" w:name="Xffa5a3357c8672d830c88e1e58a0ef107550647"/>
+    <w:bookmarkEnd w:id="53"/>
+    <w:bookmarkStart w:id="54" w:name="Xffa5a3357c8672d830c88e1e58a0ef107550647"/>
     <w:p>
       <w:pPr>
         <w:pStyle w:val="Heading2"/>
@@ -4837,8 +5015,8 @@
         <w:t xml:space="preserve">A chapter introduces those where it defines them.</w:t>
       </w:r>
     </w:p>
-    <w:bookmarkEnd w:id="52"/>
-    <w:bookmarkStart w:id="53" w:name="make-figures-accessible"/>
+    <w:bookmarkEnd w:id="54"/>
+    <w:bookmarkStart w:id="55" w:name="make-figures-accessible"/>
     <w:p>
       <w:pPr>
         <w:pStyle w:val="Heading2"/>
@@ -4973,8 +5151,8 @@
         <w:t xml:space="preserve">(observed when rendering lecture notes to PDF).</w:t>
       </w:r>
     </w:p>
-    <w:bookmarkEnd w:id="53"/>
-    <w:bookmarkStart w:id="55" w:name="structure-slides-for-the-reader"/>
+    <w:bookmarkEnd w:id="55"/>
+    <w:bookmarkStart w:id="57" w:name="structure-slides-for-the-reader"/>
     <w:p>
       <w:pPr>
         <w:pStyle w:val="Heading2"/>
@@ -5033,7 +5211,7 @@
       <w:r>
         <w:t xml:space="preserve"> </w:t>
       </w:r>
-      <w:hyperlink r:id="rId54">
+      <w:hyperlink r:id="rId56">
         <w:r>
           <w:rPr>
             <w:rStyle w:val="Hyperlink"/>
@@ -5273,8 +5451,8 @@
         <w:t xml:space="preserve">Put a slide break after the heading and move the text onto content slides.</w:t>
       </w:r>
     </w:p>
-    <w:bookmarkEnd w:id="55"/>
-    <w:bookmarkStart w:id="56" w:name="talk-about-the-ideas-not-the-notes"/>
+    <w:bookmarkEnd w:id="57"/>
+    <w:bookmarkStart w:id="58" w:name="talk-about-the-ideas-not-the-notes"/>
     <w:p>
       <w:pPr>
         <w:pStyle w:val="Heading2"/>
@@ -5446,8 +5624,8 @@
         <w:t xml:space="preserve">and it goes stale when the definition moves.</w:t>
       </w:r>
     </w:p>
-    <w:bookmarkEnd w:id="56"/>
-    <w:bookmarkStart w:id="60" w:name="Xcb579568ef754486ebde8b41ba4528bdf380eec"/>
+    <w:bookmarkEnd w:id="58"/>
+    <w:bookmarkStart w:id="62" w:name="Xcb579568ef754486ebde8b41ba4528bdf380eec"/>
     <w:p>
       <w:pPr>
         <w:pStyle w:val="Heading2"/>
@@ -5506,7 +5684,7 @@
       <w:r>
         <w:t xml:space="preserve"> </w:t>
       </w:r>
-      <w:hyperlink r:id="rId57">
+      <w:hyperlink r:id="rId59">
         <w:r>
           <w:rPr>
             <w:rStyle w:val="Hyperlink"/>
@@ -5562,7 +5740,7 @@
       <w:r>
         <w:t xml:space="preserve"> </w:t>
       </w:r>
-      <w:hyperlink r:id="rId58">
+      <w:hyperlink r:id="rId60">
         <w:r>
           <w:rPr>
             <w:rStyle w:val="Hyperlink"/>
@@ -5591,7 +5769,7 @@
       <w:r>
         <w:t xml:space="preserve"> </w:t>
       </w:r>
-      <w:hyperlink r:id="rId59">
+      <w:hyperlink r:id="rId61">
         <w:r>
           <w:rPr>
             <w:rStyle w:val="Hyperlink"/>
@@ -5624,8 +5802,8 @@
         <w:t xml:space="preserve">because a bare citation key renders as the author list.</w:t>
       </w:r>
     </w:p>
-    <w:bookmarkEnd w:id="60"/>
-    <w:bookmarkStart w:id="69" w:name="rules-that-apply-to-all-writing"/>
+    <w:bookmarkEnd w:id="62"/>
+    <w:bookmarkStart w:id="71" w:name="rules-that-apply-to-all-writing"/>
     <w:p>
       <w:pPr>
         <w:pStyle w:val="Heading2"/>
@@ -5650,7 +5828,7 @@
           <w:numId w:val="1019"/>
         </w:numPr>
       </w:pPr>
-      <w:hyperlink r:id="rId61">
+      <w:hyperlink r:id="rId63">
         <w:r>
           <w:rPr>
             <w:rStyle w:val="Hyperlink"/>
@@ -5670,7 +5848,7 @@
           <w:numId w:val="1019"/>
         </w:numPr>
       </w:pPr>
-      <w:hyperlink r:id="rId62">
+      <w:hyperlink r:id="rId64">
         <w:r>
           <w:rPr>
             <w:rStyle w:val="Hyperlink"/>
@@ -5693,7 +5871,7 @@
           <w:numId w:val="1019"/>
         </w:numPr>
       </w:pPr>
-      <w:hyperlink r:id="rId63">
+      <w:hyperlink r:id="rId65">
         <w:r>
           <w:rPr>
             <w:rStyle w:val="Hyperlink"/>
@@ -5713,7 +5891,7 @@
           <w:numId w:val="1019"/>
         </w:numPr>
       </w:pPr>
-      <w:hyperlink r:id="rId64">
+      <w:hyperlink r:id="rId66">
         <w:r>
           <w:rPr>
             <w:rStyle w:val="Hyperlink"/>
@@ -5736,7 +5914,7 @@
           <w:numId w:val="1019"/>
         </w:numPr>
       </w:pPr>
-      <w:hyperlink r:id="rId65">
+      <w:hyperlink r:id="rId67">
         <w:r>
           <w:rPr>
             <w:rStyle w:val="Hyperlink"/>
@@ -5748,8 +5926,8 @@
         <w:t xml:space="preserve">.</w:t>
       </w:r>
     </w:p>
-    <w:bookmarkStart w:id="68" w:name="refs"/>
-    <w:bookmarkStart w:id="67" w:name="ref-freeman2014active"/>
+    <w:bookmarkStart w:id="70" w:name="refs"/>
+    <w:bookmarkStart w:id="69" w:name="ref-freeman2014active"/>
     <w:p>
       <w:pPr>
         <w:pStyle w:val="Bibliography"/>
@@ -5782,7 +5960,7 @@
       <w:r>
         <w:t xml:space="preserve"> </w:t>
       </w:r>
-      <w:hyperlink r:id="rId66">
+      <w:hyperlink r:id="rId68">
         <w:r>
           <w:rPr>
             <w:rStyle w:val="Hyperlink"/>
@@ -5794,9 +5972,9 @@
         <w:t xml:space="preserve">.</w:t>
       </w:r>
     </w:p>
-    <w:bookmarkEnd w:id="67"/>
-    <w:bookmarkEnd w:id="68"/>
     <w:bookmarkEnd w:id="69"/>
+    <w:bookmarkEnd w:id="70"/>
+    <w:bookmarkEnd w:id="71"/>
     <w:sectPr>
       <w:footnotePr>
         <w:numRestart w:val="eachSect"/>
